--- a/Design Patterns.docx
+++ b/Design Patterns.docx
@@ -202,6 +202,11 @@
     </w:p>
     <w:p>
       <w:pPr>
+        <w:pStyle w:val="ListParagraph"/>
+        <w:numPr>
+          <w:ilvl w:val="0"/>
+          <w:numId w:val="15"/>
+        </w:numPr>
         <w:spacing w:after="0" w:line="276" w:lineRule="auto"/>
         <w:rPr>
           <w:rFonts w:ascii="Nunito" w:hAnsi="Nunito"/>
@@ -217,8 +222,24 @@
           <w:szCs w:val="24"/>
           <w:lang w:bidi="fa-IR"/>
         </w:rPr>
-        <w:t>1. </w:t>
+        <w:t>Simple Factory</w:t>
       </w:r>
+    </w:p>
+    <w:p>
+      <w:pPr>
+        <w:pStyle w:val="ListParagraph"/>
+        <w:numPr>
+          <w:ilvl w:val="0"/>
+          <w:numId w:val="15"/>
+        </w:numPr>
+        <w:spacing w:after="0" w:line="276" w:lineRule="auto"/>
+        <w:rPr>
+          <w:rFonts w:ascii="Nunito" w:hAnsi="Nunito"/>
+          <w:sz w:val="24"/>
+          <w:szCs w:val="24"/>
+          <w:lang w:bidi="fa-IR"/>
+        </w:rPr>
+      </w:pPr>
       <w:hyperlink r:id="rId5" w:history="1">
         <w:r>
           <w:rPr>
@@ -233,6 +254,11 @@
     </w:p>
     <w:p>
       <w:pPr>
+        <w:pStyle w:val="ListParagraph"/>
+        <w:numPr>
+          <w:ilvl w:val="0"/>
+          <w:numId w:val="15"/>
+        </w:numPr>
         <w:spacing w:after="0" w:line="276" w:lineRule="auto"/>
         <w:rPr>
           <w:rFonts w:ascii="Nunito" w:hAnsi="Nunito"/>
@@ -241,15 +267,6 @@
           <w:lang w:bidi="fa-IR"/>
         </w:rPr>
       </w:pPr>
-      <w:r>
-        <w:rPr>
-          <w:rFonts w:ascii="Nunito" w:hAnsi="Nunito"/>
-          <w:sz w:val="24"/>
-          <w:szCs w:val="24"/>
-          <w:lang w:bidi="fa-IR"/>
-        </w:rPr>
-        <w:t>2. </w:t>
-      </w:r>
       <w:hyperlink r:id="rId6" w:history="1">
         <w:r>
           <w:rPr>
@@ -264,6 +281,11 @@
     </w:p>
     <w:p>
       <w:pPr>
+        <w:pStyle w:val="ListParagraph"/>
+        <w:numPr>
+          <w:ilvl w:val="0"/>
+          <w:numId w:val="15"/>
+        </w:numPr>
         <w:spacing w:after="0" w:line="276" w:lineRule="auto"/>
         <w:rPr>
           <w:rFonts w:ascii="Nunito" w:hAnsi="Nunito"/>
@@ -272,15 +294,6 @@
           <w:lang w:bidi="fa-IR"/>
         </w:rPr>
       </w:pPr>
-      <w:r>
-        <w:rPr>
-          <w:rFonts w:ascii="Nunito" w:hAnsi="Nunito"/>
-          <w:sz w:val="24"/>
-          <w:szCs w:val="24"/>
-          <w:lang w:bidi="fa-IR"/>
-        </w:rPr>
-        <w:t>3. </w:t>
-      </w:r>
       <w:hyperlink r:id="rId7" w:history="1">
         <w:r>
           <w:rPr>
@@ -295,6 +308,11 @@
     </w:p>
     <w:p>
       <w:pPr>
+        <w:pStyle w:val="ListParagraph"/>
+        <w:numPr>
+          <w:ilvl w:val="0"/>
+          <w:numId w:val="15"/>
+        </w:numPr>
         <w:spacing w:after="0" w:line="276" w:lineRule="auto"/>
         <w:rPr>
           <w:rFonts w:ascii="Nunito" w:hAnsi="Nunito"/>
@@ -310,8 +328,24 @@
           <w:szCs w:val="24"/>
           <w:lang w:bidi="fa-IR"/>
         </w:rPr>
-        <w:t>4. </w:t>
+        <w:t>Builder</w:t>
       </w:r>
+    </w:p>
+    <w:p>
+      <w:pPr>
+        <w:pStyle w:val="ListParagraph"/>
+        <w:numPr>
+          <w:ilvl w:val="0"/>
+          <w:numId w:val="15"/>
+        </w:numPr>
+        <w:spacing w:after="0" w:line="276" w:lineRule="auto"/>
+        <w:rPr>
+          <w:rFonts w:ascii="Nunito" w:hAnsi="Nunito"/>
+          <w:sz w:val="24"/>
+          <w:szCs w:val="24"/>
+          <w:lang w:bidi="fa-IR"/>
+        </w:rPr>
+      </w:pPr>
       <w:hyperlink r:id="rId8" w:history="1">
         <w:r>
           <w:rPr>
@@ -326,37 +360,6 @@
     </w:p>
     <w:p>
       <w:pPr>
-        <w:spacing w:after="0" w:line="276" w:lineRule="auto"/>
-        <w:rPr>
-          <w:rFonts w:ascii="Nunito" w:hAnsi="Nunito"/>
-          <w:sz w:val="24"/>
-          <w:szCs w:val="24"/>
-          <w:lang w:bidi="fa-IR"/>
-        </w:rPr>
-      </w:pPr>
-      <w:r>
-        <w:rPr>
-          <w:rFonts w:ascii="Nunito" w:hAnsi="Nunito"/>
-          <w:sz w:val="24"/>
-          <w:szCs w:val="24"/>
-          <w:lang w:bidi="fa-IR"/>
-        </w:rPr>
-        <w:t>5. </w:t>
-      </w:r>
-      <w:hyperlink r:id="rId9" w:history="1">
-        <w:r>
-          <w:rPr>
-            <w:rFonts w:ascii="Nunito" w:hAnsi="Nunito"/>
-            <w:sz w:val="24"/>
-            <w:szCs w:val="24"/>
-            <w:lang w:bidi="fa-IR"/>
-          </w:rPr>
-          <w:t>Builder</w:t>
-        </w:r>
-      </w:hyperlink>
-    </w:p>
-    <w:p>
-      <w:pPr>
         <w:rPr>
           <w:sz w:val="32"/>
           <w:szCs w:val="32"/>
@@ -375,7 +378,7 @@
           <w:lang w:bidi="fa-IR"/>
         </w:rPr>
       </w:pPr>
-      <w:hyperlink r:id="rId10" w:history="1">
+      <w:hyperlink r:id="rId9" w:history="1">
         <w:r>
           <w:rPr>
             <w:sz w:val="32"/>
@@ -389,6 +392,11 @@
     </w:p>
     <w:p>
       <w:pPr>
+        <w:pStyle w:val="ListParagraph"/>
+        <w:numPr>
+          <w:ilvl w:val="0"/>
+          <w:numId w:val="17"/>
+        </w:numPr>
         <w:spacing w:after="0" w:line="276" w:lineRule="auto"/>
         <w:rPr>
           <w:rFonts w:ascii="Nunito" w:hAnsi="Nunito"/>
@@ -404,22 +412,16 @@
           <w:szCs w:val="24"/>
           <w:lang w:bidi="fa-IR"/>
         </w:rPr>
-        <w:t>1. </w:t>
+        <w:t>Facade</w:t>
       </w:r>
-      <w:hyperlink r:id="rId11" w:history="1">
-        <w:r>
-          <w:rPr>
-            <w:rFonts w:ascii="Nunito" w:hAnsi="Nunito"/>
-            <w:sz w:val="24"/>
-            <w:szCs w:val="24"/>
-            <w:lang w:bidi="fa-IR"/>
-          </w:rPr>
-          <w:t>Adapter</w:t>
-        </w:r>
-      </w:hyperlink>
-    </w:p>
-    <w:p>
-      <w:pPr>
+    </w:p>
+    <w:p>
+      <w:pPr>
+        <w:pStyle w:val="ListParagraph"/>
+        <w:numPr>
+          <w:ilvl w:val="0"/>
+          <w:numId w:val="17"/>
+        </w:numPr>
         <w:spacing w:after="0" w:line="276" w:lineRule="auto"/>
         <w:rPr>
           <w:rFonts w:ascii="Nunito" w:hAnsi="Nunito"/>
@@ -435,22 +437,16 @@
           <w:szCs w:val="24"/>
           <w:lang w:bidi="fa-IR"/>
         </w:rPr>
-        <w:t>2. </w:t>
+        <w:t>Adapter</w:t>
       </w:r>
-      <w:hyperlink r:id="rId12" w:history="1">
-        <w:r>
-          <w:rPr>
-            <w:rFonts w:ascii="Nunito" w:hAnsi="Nunito"/>
-            <w:sz w:val="24"/>
-            <w:szCs w:val="24"/>
-            <w:lang w:bidi="fa-IR"/>
-          </w:rPr>
-          <w:t>Bridge</w:t>
-        </w:r>
-      </w:hyperlink>
-    </w:p>
-    <w:p>
-      <w:pPr>
+    </w:p>
+    <w:p>
+      <w:pPr>
+        <w:pStyle w:val="ListParagraph"/>
+        <w:numPr>
+          <w:ilvl w:val="0"/>
+          <w:numId w:val="17"/>
+        </w:numPr>
         <w:spacing w:after="0" w:line="276" w:lineRule="auto"/>
         <w:rPr>
           <w:rFonts w:ascii="Nunito" w:hAnsi="Nunito"/>
@@ -466,22 +462,16 @@
           <w:szCs w:val="24"/>
           <w:lang w:bidi="fa-IR"/>
         </w:rPr>
-        <w:t>3. </w:t>
+        <w:t>Bridge</w:t>
       </w:r>
-      <w:hyperlink r:id="rId13" w:history="1">
-        <w:r>
-          <w:rPr>
-            <w:rFonts w:ascii="Nunito" w:hAnsi="Nunito"/>
-            <w:sz w:val="24"/>
-            <w:szCs w:val="24"/>
-            <w:lang w:bidi="fa-IR"/>
-          </w:rPr>
-          <w:t>Composite</w:t>
-        </w:r>
-      </w:hyperlink>
-    </w:p>
-    <w:p>
-      <w:pPr>
+    </w:p>
+    <w:p>
+      <w:pPr>
+        <w:pStyle w:val="ListParagraph"/>
+        <w:numPr>
+          <w:ilvl w:val="0"/>
+          <w:numId w:val="17"/>
+        </w:numPr>
         <w:spacing w:after="0" w:line="276" w:lineRule="auto"/>
         <w:rPr>
           <w:rFonts w:ascii="Nunito" w:hAnsi="Nunito"/>
@@ -497,22 +487,16 @@
           <w:szCs w:val="24"/>
           <w:lang w:bidi="fa-IR"/>
         </w:rPr>
-        <w:t>4. </w:t>
+        <w:t>Composite</w:t>
       </w:r>
-      <w:hyperlink r:id="rId14" w:history="1">
-        <w:r>
-          <w:rPr>
-            <w:rFonts w:ascii="Nunito" w:hAnsi="Nunito"/>
-            <w:sz w:val="24"/>
-            <w:szCs w:val="24"/>
-            <w:lang w:bidi="fa-IR"/>
-          </w:rPr>
-          <w:t>Decorator</w:t>
-        </w:r>
-      </w:hyperlink>
-    </w:p>
-    <w:p>
-      <w:pPr>
+    </w:p>
+    <w:p>
+      <w:pPr>
+        <w:pStyle w:val="ListParagraph"/>
+        <w:numPr>
+          <w:ilvl w:val="0"/>
+          <w:numId w:val="17"/>
+        </w:numPr>
         <w:spacing w:after="0" w:line="276" w:lineRule="auto"/>
         <w:rPr>
           <w:rFonts w:ascii="Nunito" w:hAnsi="Nunito"/>
@@ -528,22 +512,16 @@
           <w:szCs w:val="24"/>
           <w:lang w:bidi="fa-IR"/>
         </w:rPr>
-        <w:t>5. </w:t>
+        <w:t>Decorator</w:t>
       </w:r>
-      <w:hyperlink r:id="rId15" w:history="1">
-        <w:r>
-          <w:rPr>
-            <w:rFonts w:ascii="Nunito" w:hAnsi="Nunito"/>
-            <w:sz w:val="24"/>
-            <w:szCs w:val="24"/>
-            <w:lang w:bidi="fa-IR"/>
-          </w:rPr>
-          <w:t xml:space="preserve">Facade </w:t>
-        </w:r>
-      </w:hyperlink>
-    </w:p>
-    <w:p>
-      <w:pPr>
+    </w:p>
+    <w:p>
+      <w:pPr>
+        <w:pStyle w:val="ListParagraph"/>
+        <w:numPr>
+          <w:ilvl w:val="0"/>
+          <w:numId w:val="17"/>
+        </w:numPr>
         <w:spacing w:after="0" w:line="276" w:lineRule="auto"/>
         <w:rPr>
           <w:rFonts w:ascii="Nunito" w:hAnsi="Nunito"/>
@@ -552,16 +530,7 @@
           <w:lang w:bidi="fa-IR"/>
         </w:rPr>
       </w:pPr>
-      <w:r>
-        <w:rPr>
-          <w:rFonts w:ascii="Nunito" w:hAnsi="Nunito"/>
-          <w:sz w:val="24"/>
-          <w:szCs w:val="24"/>
-          <w:lang w:bidi="fa-IR"/>
-        </w:rPr>
-        <w:t>6. </w:t>
-      </w:r>
-      <w:hyperlink r:id="rId16" w:history="1">
+      <w:hyperlink r:id="rId10" w:history="1">
         <w:r>
           <w:rPr>
             <w:rFonts w:ascii="Nunito" w:hAnsi="Nunito"/>
@@ -575,6 +544,11 @@
     </w:p>
     <w:p>
       <w:pPr>
+        <w:pStyle w:val="ListParagraph"/>
+        <w:numPr>
+          <w:ilvl w:val="0"/>
+          <w:numId w:val="17"/>
+        </w:numPr>
         <w:spacing w:after="0" w:line="276" w:lineRule="auto"/>
         <w:rPr>
           <w:rFonts w:ascii="Nunito" w:hAnsi="Nunito"/>
@@ -583,16 +557,7 @@
           <w:lang w:bidi="fa-IR"/>
         </w:rPr>
       </w:pPr>
-      <w:r>
-        <w:rPr>
-          <w:rFonts w:ascii="Nunito" w:hAnsi="Nunito"/>
-          <w:sz w:val="24"/>
-          <w:szCs w:val="24"/>
-          <w:lang w:bidi="fa-IR"/>
-        </w:rPr>
-        <w:t>7. </w:t>
-      </w:r>
-      <w:hyperlink r:id="rId17" w:history="1">
+      <w:hyperlink r:id="rId11" w:history="1">
         <w:r>
           <w:rPr>
             <w:rFonts w:ascii="Nunito" w:hAnsi="Nunito"/>
@@ -625,7 +590,7 @@
           <w:lang w:bidi="fa-IR"/>
         </w:rPr>
       </w:pPr>
-      <w:hyperlink r:id="rId18" w:history="1">
+      <w:hyperlink r:id="rId12" w:history="1">
         <w:r>
           <w:rPr>
             <w:sz w:val="32"/>
@@ -639,6 +604,11 @@
     </w:p>
     <w:p>
       <w:pPr>
+        <w:pStyle w:val="ListParagraph"/>
+        <w:numPr>
+          <w:ilvl w:val="0"/>
+          <w:numId w:val="19"/>
+        </w:numPr>
         <w:spacing w:after="0" w:line="276" w:lineRule="auto"/>
         <w:rPr>
           <w:rFonts w:ascii="Nunito" w:hAnsi="Nunito"/>
@@ -654,42 +624,16 @@
           <w:szCs w:val="24"/>
           <w:lang w:bidi="fa-IR"/>
         </w:rPr>
-        <w:t>1. </w:t>
+        <w:t>Observer</w:t>
       </w:r>
-      <w:hyperlink r:id="rId19" w:history="1">
-        <w:r>
-          <w:rPr>
-            <w:rFonts w:ascii="Nunito" w:hAnsi="Nunito"/>
-            <w:sz w:val="24"/>
-            <w:szCs w:val="24"/>
-            <w:lang w:bidi="fa-IR"/>
-          </w:rPr>
-          <w:t xml:space="preserve">Chain </w:t>
-        </w:r>
-        <w:proofErr w:type="gramStart"/>
-        <w:r>
-          <w:rPr>
-            <w:rFonts w:ascii="Nunito" w:hAnsi="Nunito"/>
-            <w:sz w:val="24"/>
-            <w:szCs w:val="24"/>
-            <w:lang w:bidi="fa-IR"/>
-          </w:rPr>
-          <w:t>Of</w:t>
-        </w:r>
-        <w:proofErr w:type="gramEnd"/>
-        <w:r>
-          <w:rPr>
-            <w:rFonts w:ascii="Nunito" w:hAnsi="Nunito"/>
-            <w:sz w:val="24"/>
-            <w:szCs w:val="24"/>
-            <w:lang w:bidi="fa-IR"/>
-          </w:rPr>
-          <w:t xml:space="preserve"> Responsibility</w:t>
-        </w:r>
-      </w:hyperlink>
-    </w:p>
-    <w:p>
-      <w:pPr>
+    </w:p>
+    <w:p>
+      <w:pPr>
+        <w:pStyle w:val="ListParagraph"/>
+        <w:numPr>
+          <w:ilvl w:val="0"/>
+          <w:numId w:val="19"/>
+        </w:numPr>
         <w:spacing w:after="0" w:line="276" w:lineRule="auto"/>
         <w:rPr>
           <w:rFonts w:ascii="Nunito" w:hAnsi="Nunito"/>
@@ -705,22 +649,16 @@
           <w:szCs w:val="24"/>
           <w:lang w:bidi="fa-IR"/>
         </w:rPr>
-        <w:t>2. </w:t>
+        <w:t>Strategy</w:t>
       </w:r>
-      <w:hyperlink r:id="rId20" w:history="1">
-        <w:r>
-          <w:rPr>
-            <w:rFonts w:ascii="Nunito" w:hAnsi="Nunito"/>
-            <w:sz w:val="24"/>
-            <w:szCs w:val="24"/>
-            <w:lang w:bidi="fa-IR"/>
-          </w:rPr>
-          <w:t>Command</w:t>
-        </w:r>
-      </w:hyperlink>
-    </w:p>
-    <w:p>
-      <w:pPr>
+    </w:p>
+    <w:p>
+      <w:pPr>
+        <w:pStyle w:val="ListParagraph"/>
+        <w:numPr>
+          <w:ilvl w:val="0"/>
+          <w:numId w:val="19"/>
+        </w:numPr>
         <w:spacing w:after="0" w:line="276" w:lineRule="auto"/>
         <w:rPr>
           <w:rFonts w:ascii="Nunito" w:hAnsi="Nunito"/>
@@ -736,22 +674,16 @@
           <w:szCs w:val="24"/>
           <w:lang w:bidi="fa-IR"/>
         </w:rPr>
-        <w:t>3. </w:t>
+        <w:t>Template Method</w:t>
       </w:r>
-      <w:hyperlink r:id="rId21" w:history="1">
-        <w:r>
-          <w:rPr>
-            <w:rFonts w:ascii="Nunito" w:hAnsi="Nunito"/>
-            <w:sz w:val="24"/>
-            <w:szCs w:val="24"/>
-            <w:lang w:bidi="fa-IR"/>
-          </w:rPr>
-          <w:t>Interpreter</w:t>
-        </w:r>
-      </w:hyperlink>
-    </w:p>
-    <w:p>
-      <w:pPr>
+    </w:p>
+    <w:p>
+      <w:pPr>
+        <w:pStyle w:val="ListParagraph"/>
+        <w:numPr>
+          <w:ilvl w:val="0"/>
+          <w:numId w:val="19"/>
+        </w:numPr>
         <w:spacing w:after="0" w:line="276" w:lineRule="auto"/>
         <w:rPr>
           <w:rFonts w:ascii="Nunito" w:hAnsi="Nunito"/>
@@ -767,22 +699,16 @@
           <w:szCs w:val="24"/>
           <w:lang w:bidi="fa-IR"/>
         </w:rPr>
-        <w:t>4. </w:t>
+        <w:t>Chain of Responsibility</w:t>
       </w:r>
-      <w:hyperlink r:id="rId22" w:history="1">
-        <w:r>
-          <w:rPr>
-            <w:rFonts w:ascii="Nunito" w:hAnsi="Nunito"/>
-            <w:sz w:val="24"/>
-            <w:szCs w:val="24"/>
-            <w:lang w:bidi="fa-IR"/>
-          </w:rPr>
-          <w:t>Mediator</w:t>
-        </w:r>
-      </w:hyperlink>
-    </w:p>
-    <w:p>
-      <w:pPr>
+    </w:p>
+    <w:p>
+      <w:pPr>
+        <w:pStyle w:val="ListParagraph"/>
+        <w:numPr>
+          <w:ilvl w:val="0"/>
+          <w:numId w:val="19"/>
+        </w:numPr>
         <w:spacing w:after="0" w:line="276" w:lineRule="auto"/>
         <w:rPr>
           <w:rFonts w:ascii="Nunito" w:hAnsi="Nunito"/>
@@ -798,22 +724,16 @@
           <w:szCs w:val="24"/>
           <w:lang w:bidi="fa-IR"/>
         </w:rPr>
-        <w:t>5. </w:t>
+        <w:t>Command</w:t>
       </w:r>
-      <w:hyperlink r:id="rId23" w:history="1">
-        <w:r>
-          <w:rPr>
-            <w:rFonts w:ascii="Nunito" w:hAnsi="Nunito"/>
-            <w:sz w:val="24"/>
-            <w:szCs w:val="24"/>
-            <w:lang w:bidi="fa-IR"/>
-          </w:rPr>
-          <w:t>Memento</w:t>
-        </w:r>
-      </w:hyperlink>
-    </w:p>
-    <w:p>
-      <w:pPr>
+    </w:p>
+    <w:p>
+      <w:pPr>
+        <w:pStyle w:val="ListParagraph"/>
+        <w:numPr>
+          <w:ilvl w:val="0"/>
+          <w:numId w:val="19"/>
+        </w:numPr>
         <w:spacing w:after="0" w:line="276" w:lineRule="auto"/>
         <w:rPr>
           <w:rFonts w:ascii="Nunito" w:hAnsi="Nunito"/>
@@ -829,22 +749,16 @@
           <w:szCs w:val="24"/>
           <w:lang w:bidi="fa-IR"/>
         </w:rPr>
-        <w:t>6. </w:t>
+        <w:t>Iterator</w:t>
       </w:r>
-      <w:hyperlink r:id="rId24" w:history="1">
-        <w:r>
-          <w:rPr>
-            <w:rFonts w:ascii="Nunito" w:hAnsi="Nunito"/>
-            <w:sz w:val="24"/>
-            <w:szCs w:val="24"/>
-            <w:lang w:bidi="fa-IR"/>
-          </w:rPr>
-          <w:t xml:space="preserve">Observer </w:t>
-        </w:r>
-      </w:hyperlink>
-    </w:p>
-    <w:p>
-      <w:pPr>
+    </w:p>
+    <w:p>
+      <w:pPr>
+        <w:pStyle w:val="ListParagraph"/>
+        <w:numPr>
+          <w:ilvl w:val="0"/>
+          <w:numId w:val="19"/>
+        </w:numPr>
         <w:spacing w:after="0" w:line="276" w:lineRule="auto"/>
         <w:rPr>
           <w:rFonts w:ascii="Nunito" w:hAnsi="Nunito"/>
@@ -860,22 +774,16 @@
           <w:szCs w:val="24"/>
           <w:lang w:bidi="fa-IR"/>
         </w:rPr>
-        <w:t>7. </w:t>
+        <w:t>Mediator</w:t>
       </w:r>
-      <w:hyperlink r:id="rId25" w:history="1">
-        <w:r>
-          <w:rPr>
-            <w:rFonts w:ascii="Nunito" w:hAnsi="Nunito"/>
-            <w:sz w:val="24"/>
-            <w:szCs w:val="24"/>
-            <w:lang w:bidi="fa-IR"/>
-          </w:rPr>
-          <w:t>State</w:t>
-        </w:r>
-      </w:hyperlink>
-    </w:p>
-    <w:p>
-      <w:pPr>
+    </w:p>
+    <w:p>
+      <w:pPr>
+        <w:pStyle w:val="ListParagraph"/>
+        <w:numPr>
+          <w:ilvl w:val="0"/>
+          <w:numId w:val="19"/>
+        </w:numPr>
         <w:spacing w:after="0" w:line="276" w:lineRule="auto"/>
         <w:rPr>
           <w:rFonts w:ascii="Nunito" w:hAnsi="Nunito"/>
@@ -891,22 +799,16 @@
           <w:szCs w:val="24"/>
           <w:lang w:bidi="fa-IR"/>
         </w:rPr>
-        <w:t>8. </w:t>
+        <w:t>Memento</w:t>
       </w:r>
-      <w:hyperlink r:id="rId26" w:history="1">
-        <w:r>
-          <w:rPr>
-            <w:rFonts w:ascii="Nunito" w:hAnsi="Nunito"/>
-            <w:sz w:val="24"/>
-            <w:szCs w:val="24"/>
-            <w:lang w:bidi="fa-IR"/>
-          </w:rPr>
-          <w:t>Strategy</w:t>
-        </w:r>
-      </w:hyperlink>
-    </w:p>
-    <w:p>
-      <w:pPr>
+    </w:p>
+    <w:p>
+      <w:pPr>
+        <w:pStyle w:val="ListParagraph"/>
+        <w:numPr>
+          <w:ilvl w:val="0"/>
+          <w:numId w:val="19"/>
+        </w:numPr>
         <w:spacing w:after="0" w:line="276" w:lineRule="auto"/>
         <w:rPr>
           <w:rFonts w:ascii="Nunito" w:hAnsi="Nunito"/>
@@ -922,22 +824,16 @@
           <w:szCs w:val="24"/>
           <w:lang w:bidi="fa-IR"/>
         </w:rPr>
-        <w:t>9. </w:t>
+        <w:t>Visitor</w:t>
       </w:r>
-      <w:hyperlink r:id="rId27" w:history="1">
-        <w:r>
-          <w:rPr>
-            <w:rFonts w:ascii="Nunito" w:hAnsi="Nunito"/>
-            <w:sz w:val="24"/>
-            <w:szCs w:val="24"/>
-            <w:lang w:bidi="fa-IR"/>
-          </w:rPr>
-          <w:t>Template</w:t>
-        </w:r>
-      </w:hyperlink>
-    </w:p>
-    <w:p>
-      <w:pPr>
+    </w:p>
+    <w:p>
+      <w:pPr>
+        <w:pStyle w:val="ListParagraph"/>
+        <w:numPr>
+          <w:ilvl w:val="0"/>
+          <w:numId w:val="19"/>
+        </w:numPr>
         <w:spacing w:after="0" w:line="276" w:lineRule="auto"/>
         <w:rPr>
           <w:rFonts w:ascii="Nunito" w:hAnsi="Nunito"/>
@@ -953,22 +849,16 @@
           <w:szCs w:val="24"/>
           <w:lang w:bidi="fa-IR"/>
         </w:rPr>
-        <w:t>10. </w:t>
+        <w:t>Strategy</w:t>
       </w:r>
-      <w:hyperlink r:id="rId28" w:history="1">
-        <w:r>
-          <w:rPr>
-            <w:rFonts w:ascii="Nunito" w:hAnsi="Nunito"/>
-            <w:sz w:val="24"/>
-            <w:szCs w:val="24"/>
-            <w:lang w:bidi="fa-IR"/>
-          </w:rPr>
-          <w:t>Visitor</w:t>
-        </w:r>
-      </w:hyperlink>
-    </w:p>
-    <w:p>
-      <w:pPr>
+    </w:p>
+    <w:p>
+      <w:pPr>
+        <w:pStyle w:val="ListParagraph"/>
+        <w:numPr>
+          <w:ilvl w:val="0"/>
+          <w:numId w:val="19"/>
+        </w:numPr>
         <w:spacing w:after="0" w:line="276" w:lineRule="auto"/>
         <w:rPr>
           <w:rFonts w:ascii="Nunito" w:hAnsi="Nunito"/>
@@ -984,7 +874,7 @@
           <w:szCs w:val="24"/>
           <w:lang w:bidi="fa-IR"/>
         </w:rPr>
-        <w:t>11. Iterator</w:t>
+        <w:t>State</w:t>
       </w:r>
     </w:p>
     <w:p>
@@ -997,17 +887,6 @@
           <w:lang w:bidi="fa-IR"/>
         </w:rPr>
       </w:pPr>
-    </w:p>
-    <w:p>
-      <w:pPr>
-        <w:spacing w:after="0" w:line="276" w:lineRule="auto"/>
-        <w:rPr>
-          <w:rFonts w:ascii="Nunito" w:hAnsi="Nunito"/>
-          <w:sz w:val="24"/>
-          <w:szCs w:val="24"/>
-          <w:lang w:bidi="fa-IR"/>
-        </w:rPr>
-      </w:pPr>
       <w:r>
         <w:rPr>
           <w:rFonts w:ascii="Nunito" w:hAnsi="Nunito"/>
@@ -1016,25 +895,7 @@
           <w:lang w:bidi="fa-IR"/>
         </w:rPr>
         <w:lastRenderedPageBreak/>
-        <w:t xml:space="preserve">These are a set of guidelines to help us </w:t>
-      </w:r>
-      <w:r>
-        <w:rPr>
-          <w:rFonts w:ascii="Nunito" w:hAnsi="Nunito"/>
-          <w:sz w:val="24"/>
-          <w:szCs w:val="24"/>
-          <w:lang w:bidi="fa-IR"/>
-        </w:rPr>
-        <w:t>organize</w:t>
-      </w:r>
-      <w:r>
-        <w:rPr>
-          <w:rFonts w:ascii="Nunito" w:hAnsi="Nunito"/>
-          <w:sz w:val="24"/>
-          <w:szCs w:val="24"/>
-          <w:lang w:bidi="fa-IR"/>
-        </w:rPr>
-        <w:t xml:space="preserve"> our apps to be easier to understand, thus</w:t>
+        <w:t>These are a set of guidelines to help us organize our apps to be easier to understand, thus</w:t>
       </w:r>
       <w:r>
         <w:rPr>
@@ -1469,6 +1330,181 @@
     </w:lvl>
   </w:abstractNum>
   <w:abstractNum w:abstractNumId="2" w15:restartNumberingAfterBreak="0">
+    <w:nsid w:val="02AE6F2E"/>
+    <w:multiLevelType w:val="hybridMultilevel"/>
+    <w:tmpl w:val="17EC35EC"/>
+    <w:lvl w:ilvl="0" w:tplc="0409000F">
+      <w:start w:val="1"/>
+      <w:numFmt w:val="decimal"/>
+      <w:lvlText w:val="%1."/>
+      <w:lvlJc w:val="left"/>
+      <w:pPr>
+        <w:ind w:left="720" w:hanging="360"/>
+      </w:pPr>
+    </w:lvl>
+    <w:lvl w:ilvl="1" w:tplc="04090019" w:tentative="1">
+      <w:start w:val="1"/>
+      <w:numFmt w:val="lowerLetter"/>
+      <w:lvlText w:val="%2."/>
+      <w:lvlJc w:val="left"/>
+      <w:pPr>
+        <w:ind w:left="1440" w:hanging="360"/>
+      </w:pPr>
+    </w:lvl>
+    <w:lvl w:ilvl="2" w:tplc="0409001B" w:tentative="1">
+      <w:start w:val="1"/>
+      <w:numFmt w:val="lowerRoman"/>
+      <w:lvlText w:val="%3."/>
+      <w:lvlJc w:val="right"/>
+      <w:pPr>
+        <w:ind w:left="2160" w:hanging="180"/>
+      </w:pPr>
+    </w:lvl>
+    <w:lvl w:ilvl="3" w:tplc="0409000F" w:tentative="1">
+      <w:start w:val="1"/>
+      <w:numFmt w:val="decimal"/>
+      <w:lvlText w:val="%4."/>
+      <w:lvlJc w:val="left"/>
+      <w:pPr>
+        <w:ind w:left="2880" w:hanging="360"/>
+      </w:pPr>
+    </w:lvl>
+    <w:lvl w:ilvl="4" w:tplc="04090019" w:tentative="1">
+      <w:start w:val="1"/>
+      <w:numFmt w:val="lowerLetter"/>
+      <w:lvlText w:val="%5."/>
+      <w:lvlJc w:val="left"/>
+      <w:pPr>
+        <w:ind w:left="3600" w:hanging="360"/>
+      </w:pPr>
+    </w:lvl>
+    <w:lvl w:ilvl="5" w:tplc="0409001B" w:tentative="1">
+      <w:start w:val="1"/>
+      <w:numFmt w:val="lowerRoman"/>
+      <w:lvlText w:val="%6."/>
+      <w:lvlJc w:val="right"/>
+      <w:pPr>
+        <w:ind w:left="4320" w:hanging="180"/>
+      </w:pPr>
+    </w:lvl>
+    <w:lvl w:ilvl="6" w:tplc="0409000F" w:tentative="1">
+      <w:start w:val="1"/>
+      <w:numFmt w:val="decimal"/>
+      <w:lvlText w:val="%7."/>
+      <w:lvlJc w:val="left"/>
+      <w:pPr>
+        <w:ind w:left="5040" w:hanging="360"/>
+      </w:pPr>
+    </w:lvl>
+    <w:lvl w:ilvl="7" w:tplc="04090019" w:tentative="1">
+      <w:start w:val="1"/>
+      <w:numFmt w:val="lowerLetter"/>
+      <w:lvlText w:val="%8."/>
+      <w:lvlJc w:val="left"/>
+      <w:pPr>
+        <w:ind w:left="5760" w:hanging="360"/>
+      </w:pPr>
+    </w:lvl>
+    <w:lvl w:ilvl="8" w:tplc="0409001B" w:tentative="1">
+      <w:start w:val="1"/>
+      <w:numFmt w:val="lowerRoman"/>
+      <w:lvlText w:val="%9."/>
+      <w:lvlJc w:val="right"/>
+      <w:pPr>
+        <w:ind w:left="6480" w:hanging="180"/>
+      </w:pPr>
+    </w:lvl>
+  </w:abstractNum>
+  <w:abstractNum w:abstractNumId="3" w15:restartNumberingAfterBreak="0">
+    <w:nsid w:val="0DBD34F7"/>
+    <w:multiLevelType w:val="hybridMultilevel"/>
+    <w:tmpl w:val="76F0689C"/>
+    <w:lvl w:ilvl="0" w:tplc="0409000F">
+      <w:start w:val="1"/>
+      <w:numFmt w:val="decimal"/>
+      <w:lvlText w:val="%1."/>
+      <w:lvlJc w:val="left"/>
+      <w:pPr>
+        <w:ind w:left="720" w:hanging="360"/>
+      </w:pPr>
+      <w:rPr>
+        <w:rFonts w:hint="default"/>
+      </w:rPr>
+    </w:lvl>
+    <w:lvl w:ilvl="1" w:tplc="04090019" w:tentative="1">
+      <w:start w:val="1"/>
+      <w:numFmt w:val="lowerLetter"/>
+      <w:lvlText w:val="%2."/>
+      <w:lvlJc w:val="left"/>
+      <w:pPr>
+        <w:ind w:left="1440" w:hanging="360"/>
+      </w:pPr>
+    </w:lvl>
+    <w:lvl w:ilvl="2" w:tplc="0409001B" w:tentative="1">
+      <w:start w:val="1"/>
+      <w:numFmt w:val="lowerRoman"/>
+      <w:lvlText w:val="%3."/>
+      <w:lvlJc w:val="right"/>
+      <w:pPr>
+        <w:ind w:left="2160" w:hanging="180"/>
+      </w:pPr>
+    </w:lvl>
+    <w:lvl w:ilvl="3" w:tplc="0409000F" w:tentative="1">
+      <w:start w:val="1"/>
+      <w:numFmt w:val="decimal"/>
+      <w:lvlText w:val="%4."/>
+      <w:lvlJc w:val="left"/>
+      <w:pPr>
+        <w:ind w:left="2880" w:hanging="360"/>
+      </w:pPr>
+    </w:lvl>
+    <w:lvl w:ilvl="4" w:tplc="04090019" w:tentative="1">
+      <w:start w:val="1"/>
+      <w:numFmt w:val="lowerLetter"/>
+      <w:lvlText w:val="%5."/>
+      <w:lvlJc w:val="left"/>
+      <w:pPr>
+        <w:ind w:left="3600" w:hanging="360"/>
+      </w:pPr>
+    </w:lvl>
+    <w:lvl w:ilvl="5" w:tplc="0409001B" w:tentative="1">
+      <w:start w:val="1"/>
+      <w:numFmt w:val="lowerRoman"/>
+      <w:lvlText w:val="%6."/>
+      <w:lvlJc w:val="right"/>
+      <w:pPr>
+        <w:ind w:left="4320" w:hanging="180"/>
+      </w:pPr>
+    </w:lvl>
+    <w:lvl w:ilvl="6" w:tplc="0409000F" w:tentative="1">
+      <w:start w:val="1"/>
+      <w:numFmt w:val="decimal"/>
+      <w:lvlText w:val="%7."/>
+      <w:lvlJc w:val="left"/>
+      <w:pPr>
+        <w:ind w:left="5040" w:hanging="360"/>
+      </w:pPr>
+    </w:lvl>
+    <w:lvl w:ilvl="7" w:tplc="04090019" w:tentative="1">
+      <w:start w:val="1"/>
+      <w:numFmt w:val="lowerLetter"/>
+      <w:lvlText w:val="%8."/>
+      <w:lvlJc w:val="left"/>
+      <w:pPr>
+        <w:ind w:left="5760" w:hanging="360"/>
+      </w:pPr>
+    </w:lvl>
+    <w:lvl w:ilvl="8" w:tplc="0409001B" w:tentative="1">
+      <w:start w:val="1"/>
+      <w:numFmt w:val="lowerRoman"/>
+      <w:lvlText w:val="%9."/>
+      <w:lvlJc w:val="right"/>
+      <w:pPr>
+        <w:ind w:left="6480" w:hanging="180"/>
+      </w:pPr>
+    </w:lvl>
+  </w:abstractNum>
+  <w:abstractNum w:abstractNumId="4" w15:restartNumberingAfterBreak="0">
     <w:nsid w:val="12EA5A16"/>
     <w:multiLevelType w:val="hybridMultilevel"/>
     <w:tmpl w:val="199CE3CA"/>
@@ -1558,7 +1594,7 @@
       </w:pPr>
     </w:lvl>
   </w:abstractNum>
-  <w:abstractNum w:abstractNumId="3" w15:restartNumberingAfterBreak="0">
+  <w:abstractNum w:abstractNumId="5" w15:restartNumberingAfterBreak="0">
     <w:nsid w:val="2D387E9A"/>
     <w:multiLevelType w:val="hybridMultilevel"/>
     <w:tmpl w:val="C59A5DC2"/>
@@ -1670,7 +1706,7 @@
       </w:rPr>
     </w:lvl>
   </w:abstractNum>
-  <w:abstractNum w:abstractNumId="4" w15:restartNumberingAfterBreak="0">
+  <w:abstractNum w:abstractNumId="6" w15:restartNumberingAfterBreak="0">
     <w:nsid w:val="32E41278"/>
     <w:multiLevelType w:val="hybridMultilevel"/>
     <w:tmpl w:val="13A27258"/>
@@ -1782,7 +1818,93 @@
       </w:rPr>
     </w:lvl>
   </w:abstractNum>
-  <w:abstractNum w:abstractNumId="5" w15:restartNumberingAfterBreak="0">
+  <w:abstractNum w:abstractNumId="7" w15:restartNumberingAfterBreak="0">
+    <w:nsid w:val="3BDF2063"/>
+    <w:multiLevelType w:val="hybridMultilevel"/>
+    <w:tmpl w:val="5672BCE2"/>
+    <w:lvl w:ilvl="0" w:tplc="0409000F">
+      <w:start w:val="1"/>
+      <w:numFmt w:val="decimal"/>
+      <w:lvlText w:val="%1."/>
+      <w:lvlJc w:val="left"/>
+      <w:pPr>
+        <w:ind w:left="720" w:hanging="360"/>
+      </w:pPr>
+    </w:lvl>
+    <w:lvl w:ilvl="1" w:tplc="04090019" w:tentative="1">
+      <w:start w:val="1"/>
+      <w:numFmt w:val="lowerLetter"/>
+      <w:lvlText w:val="%2."/>
+      <w:lvlJc w:val="left"/>
+      <w:pPr>
+        <w:ind w:left="1440" w:hanging="360"/>
+      </w:pPr>
+    </w:lvl>
+    <w:lvl w:ilvl="2" w:tplc="0409001B" w:tentative="1">
+      <w:start w:val="1"/>
+      <w:numFmt w:val="lowerRoman"/>
+      <w:lvlText w:val="%3."/>
+      <w:lvlJc w:val="right"/>
+      <w:pPr>
+        <w:ind w:left="2160" w:hanging="180"/>
+      </w:pPr>
+    </w:lvl>
+    <w:lvl w:ilvl="3" w:tplc="0409000F" w:tentative="1">
+      <w:start w:val="1"/>
+      <w:numFmt w:val="decimal"/>
+      <w:lvlText w:val="%4."/>
+      <w:lvlJc w:val="left"/>
+      <w:pPr>
+        <w:ind w:left="2880" w:hanging="360"/>
+      </w:pPr>
+    </w:lvl>
+    <w:lvl w:ilvl="4" w:tplc="04090019" w:tentative="1">
+      <w:start w:val="1"/>
+      <w:numFmt w:val="lowerLetter"/>
+      <w:lvlText w:val="%5."/>
+      <w:lvlJc w:val="left"/>
+      <w:pPr>
+        <w:ind w:left="3600" w:hanging="360"/>
+      </w:pPr>
+    </w:lvl>
+    <w:lvl w:ilvl="5" w:tplc="0409001B" w:tentative="1">
+      <w:start w:val="1"/>
+      <w:numFmt w:val="lowerRoman"/>
+      <w:lvlText w:val="%6."/>
+      <w:lvlJc w:val="right"/>
+      <w:pPr>
+        <w:ind w:left="4320" w:hanging="180"/>
+      </w:pPr>
+    </w:lvl>
+    <w:lvl w:ilvl="6" w:tplc="0409000F" w:tentative="1">
+      <w:start w:val="1"/>
+      <w:numFmt w:val="decimal"/>
+      <w:lvlText w:val="%7."/>
+      <w:lvlJc w:val="left"/>
+      <w:pPr>
+        <w:ind w:left="5040" w:hanging="360"/>
+      </w:pPr>
+    </w:lvl>
+    <w:lvl w:ilvl="7" w:tplc="04090019" w:tentative="1">
+      <w:start w:val="1"/>
+      <w:numFmt w:val="lowerLetter"/>
+      <w:lvlText w:val="%8."/>
+      <w:lvlJc w:val="left"/>
+      <w:pPr>
+        <w:ind w:left="5760" w:hanging="360"/>
+      </w:pPr>
+    </w:lvl>
+    <w:lvl w:ilvl="8" w:tplc="0409001B" w:tentative="1">
+      <w:start w:val="1"/>
+      <w:numFmt w:val="lowerRoman"/>
+      <w:lvlText w:val="%9."/>
+      <w:lvlJc w:val="right"/>
+      <w:pPr>
+        <w:ind w:left="6480" w:hanging="180"/>
+      </w:pPr>
+    </w:lvl>
+  </w:abstractNum>
+  <w:abstractNum w:abstractNumId="8" w15:restartNumberingAfterBreak="0">
     <w:nsid w:val="48B33963"/>
     <w:multiLevelType w:val="multilevel"/>
     <w:tmpl w:val="8698F9DA"/>
@@ -1931,7 +2053,7 @@
       </w:rPr>
     </w:lvl>
   </w:abstractNum>
-  <w:abstractNum w:abstractNumId="6" w15:restartNumberingAfterBreak="0">
+  <w:abstractNum w:abstractNumId="9" w15:restartNumberingAfterBreak="0">
     <w:nsid w:val="51782E34"/>
     <w:multiLevelType w:val="multilevel"/>
     <w:tmpl w:val="680CEBDA"/>
@@ -2080,7 +2202,7 @@
       </w:rPr>
     </w:lvl>
   </w:abstractNum>
-  <w:abstractNum w:abstractNumId="7" w15:restartNumberingAfterBreak="0">
+  <w:abstractNum w:abstractNumId="10" w15:restartNumberingAfterBreak="0">
     <w:nsid w:val="53385838"/>
     <w:multiLevelType w:val="hybridMultilevel"/>
     <w:tmpl w:val="D570DEF4"/>
@@ -2193,7 +2315,7 @@
       </w:rPr>
     </w:lvl>
   </w:abstractNum>
-  <w:abstractNum w:abstractNumId="8" w15:restartNumberingAfterBreak="0">
+  <w:abstractNum w:abstractNumId="11" w15:restartNumberingAfterBreak="0">
     <w:nsid w:val="5AF40742"/>
     <w:multiLevelType w:val="hybridMultilevel"/>
     <w:tmpl w:val="31342584"/>
@@ -2304,64 +2426,345 @@
       <w:rPr>
         <w:rFonts w:ascii="Wingdings" w:hAnsi="Wingdings" w:hint="default"/>
       </w:rPr>
+    </w:lvl>
+  </w:abstractNum>
+  <w:abstractNum w:abstractNumId="12" w15:restartNumberingAfterBreak="0">
+    <w:nsid w:val="70CE6A38"/>
+    <w:multiLevelType w:val="hybridMultilevel"/>
+    <w:tmpl w:val="8E222A5E"/>
+    <w:lvl w:ilvl="0" w:tplc="0409000F">
+      <w:start w:val="1"/>
+      <w:numFmt w:val="decimal"/>
+      <w:lvlText w:val="%1."/>
+      <w:lvlJc w:val="left"/>
+      <w:pPr>
+        <w:ind w:left="720" w:hanging="360"/>
+      </w:pPr>
+      <w:rPr>
+        <w:rFonts w:hint="default"/>
+      </w:rPr>
+    </w:lvl>
+    <w:lvl w:ilvl="1" w:tplc="04090019" w:tentative="1">
+      <w:start w:val="1"/>
+      <w:numFmt w:val="lowerLetter"/>
+      <w:lvlText w:val="%2."/>
+      <w:lvlJc w:val="left"/>
+      <w:pPr>
+        <w:ind w:left="1440" w:hanging="360"/>
+      </w:pPr>
+    </w:lvl>
+    <w:lvl w:ilvl="2" w:tplc="0409001B" w:tentative="1">
+      <w:start w:val="1"/>
+      <w:numFmt w:val="lowerRoman"/>
+      <w:lvlText w:val="%3."/>
+      <w:lvlJc w:val="right"/>
+      <w:pPr>
+        <w:ind w:left="2160" w:hanging="180"/>
+      </w:pPr>
+    </w:lvl>
+    <w:lvl w:ilvl="3" w:tplc="0409000F" w:tentative="1">
+      <w:start w:val="1"/>
+      <w:numFmt w:val="decimal"/>
+      <w:lvlText w:val="%4."/>
+      <w:lvlJc w:val="left"/>
+      <w:pPr>
+        <w:ind w:left="2880" w:hanging="360"/>
+      </w:pPr>
+    </w:lvl>
+    <w:lvl w:ilvl="4" w:tplc="04090019" w:tentative="1">
+      <w:start w:val="1"/>
+      <w:numFmt w:val="lowerLetter"/>
+      <w:lvlText w:val="%5."/>
+      <w:lvlJc w:val="left"/>
+      <w:pPr>
+        <w:ind w:left="3600" w:hanging="360"/>
+      </w:pPr>
+    </w:lvl>
+    <w:lvl w:ilvl="5" w:tplc="0409001B" w:tentative="1">
+      <w:start w:val="1"/>
+      <w:numFmt w:val="lowerRoman"/>
+      <w:lvlText w:val="%6."/>
+      <w:lvlJc w:val="right"/>
+      <w:pPr>
+        <w:ind w:left="4320" w:hanging="180"/>
+      </w:pPr>
+    </w:lvl>
+    <w:lvl w:ilvl="6" w:tplc="0409000F" w:tentative="1">
+      <w:start w:val="1"/>
+      <w:numFmt w:val="decimal"/>
+      <w:lvlText w:val="%7."/>
+      <w:lvlJc w:val="left"/>
+      <w:pPr>
+        <w:ind w:left="5040" w:hanging="360"/>
+      </w:pPr>
+    </w:lvl>
+    <w:lvl w:ilvl="7" w:tplc="04090019" w:tentative="1">
+      <w:start w:val="1"/>
+      <w:numFmt w:val="lowerLetter"/>
+      <w:lvlText w:val="%8."/>
+      <w:lvlJc w:val="left"/>
+      <w:pPr>
+        <w:ind w:left="5760" w:hanging="360"/>
+      </w:pPr>
+    </w:lvl>
+    <w:lvl w:ilvl="8" w:tplc="0409001B" w:tentative="1">
+      <w:start w:val="1"/>
+      <w:numFmt w:val="lowerRoman"/>
+      <w:lvlText w:val="%9."/>
+      <w:lvlJc w:val="right"/>
+      <w:pPr>
+        <w:ind w:left="6480" w:hanging="180"/>
+      </w:pPr>
+    </w:lvl>
+  </w:abstractNum>
+  <w:abstractNum w:abstractNumId="13" w15:restartNumberingAfterBreak="0">
+    <w:nsid w:val="72847A79"/>
+    <w:multiLevelType w:val="hybridMultilevel"/>
+    <w:tmpl w:val="EE42063C"/>
+    <w:lvl w:ilvl="0" w:tplc="0409000F">
+      <w:numFmt w:val="decimal"/>
+      <w:lvlText w:val="%1."/>
+      <w:lvlJc w:val="left"/>
+      <w:pPr>
+        <w:ind w:left="720" w:hanging="360"/>
+      </w:pPr>
+      <w:rPr>
+        <w:rFonts w:hint="default"/>
+      </w:rPr>
+    </w:lvl>
+    <w:lvl w:ilvl="1" w:tplc="04090019" w:tentative="1">
+      <w:start w:val="1"/>
+      <w:numFmt w:val="lowerLetter"/>
+      <w:lvlText w:val="%2."/>
+      <w:lvlJc w:val="left"/>
+      <w:pPr>
+        <w:ind w:left="1440" w:hanging="360"/>
+      </w:pPr>
+    </w:lvl>
+    <w:lvl w:ilvl="2" w:tplc="0409001B" w:tentative="1">
+      <w:start w:val="1"/>
+      <w:numFmt w:val="lowerRoman"/>
+      <w:lvlText w:val="%3."/>
+      <w:lvlJc w:val="right"/>
+      <w:pPr>
+        <w:ind w:left="2160" w:hanging="180"/>
+      </w:pPr>
+    </w:lvl>
+    <w:lvl w:ilvl="3" w:tplc="0409000F" w:tentative="1">
+      <w:start w:val="1"/>
+      <w:numFmt w:val="decimal"/>
+      <w:lvlText w:val="%4."/>
+      <w:lvlJc w:val="left"/>
+      <w:pPr>
+        <w:ind w:left="2880" w:hanging="360"/>
+      </w:pPr>
+    </w:lvl>
+    <w:lvl w:ilvl="4" w:tplc="04090019" w:tentative="1">
+      <w:start w:val="1"/>
+      <w:numFmt w:val="lowerLetter"/>
+      <w:lvlText w:val="%5."/>
+      <w:lvlJc w:val="left"/>
+      <w:pPr>
+        <w:ind w:left="3600" w:hanging="360"/>
+      </w:pPr>
+    </w:lvl>
+    <w:lvl w:ilvl="5" w:tplc="0409001B" w:tentative="1">
+      <w:start w:val="1"/>
+      <w:numFmt w:val="lowerRoman"/>
+      <w:lvlText w:val="%6."/>
+      <w:lvlJc w:val="right"/>
+      <w:pPr>
+        <w:ind w:left="4320" w:hanging="180"/>
+      </w:pPr>
+    </w:lvl>
+    <w:lvl w:ilvl="6" w:tplc="0409000F" w:tentative="1">
+      <w:start w:val="1"/>
+      <w:numFmt w:val="decimal"/>
+      <w:lvlText w:val="%7."/>
+      <w:lvlJc w:val="left"/>
+      <w:pPr>
+        <w:ind w:left="5040" w:hanging="360"/>
+      </w:pPr>
+    </w:lvl>
+    <w:lvl w:ilvl="7" w:tplc="04090019" w:tentative="1">
+      <w:start w:val="1"/>
+      <w:numFmt w:val="lowerLetter"/>
+      <w:lvlText w:val="%8."/>
+      <w:lvlJc w:val="left"/>
+      <w:pPr>
+        <w:ind w:left="5760" w:hanging="360"/>
+      </w:pPr>
+    </w:lvl>
+    <w:lvl w:ilvl="8" w:tplc="0409001B" w:tentative="1">
+      <w:start w:val="1"/>
+      <w:numFmt w:val="lowerRoman"/>
+      <w:lvlText w:val="%9."/>
+      <w:lvlJc w:val="right"/>
+      <w:pPr>
+        <w:ind w:left="6480" w:hanging="180"/>
+      </w:pPr>
+    </w:lvl>
+  </w:abstractNum>
+  <w:abstractNum w:abstractNumId="14" w15:restartNumberingAfterBreak="0">
+    <w:nsid w:val="791575DA"/>
+    <w:multiLevelType w:val="hybridMultilevel"/>
+    <w:tmpl w:val="0510A9E2"/>
+    <w:lvl w:ilvl="0" w:tplc="0409000F">
+      <w:start w:val="1"/>
+      <w:numFmt w:val="decimal"/>
+      <w:lvlText w:val="%1."/>
+      <w:lvlJc w:val="left"/>
+      <w:pPr>
+        <w:ind w:left="720" w:hanging="360"/>
+      </w:pPr>
+    </w:lvl>
+    <w:lvl w:ilvl="1" w:tplc="04090019" w:tentative="1">
+      <w:start w:val="1"/>
+      <w:numFmt w:val="lowerLetter"/>
+      <w:lvlText w:val="%2."/>
+      <w:lvlJc w:val="left"/>
+      <w:pPr>
+        <w:ind w:left="1440" w:hanging="360"/>
+      </w:pPr>
+    </w:lvl>
+    <w:lvl w:ilvl="2" w:tplc="0409001B" w:tentative="1">
+      <w:start w:val="1"/>
+      <w:numFmt w:val="lowerRoman"/>
+      <w:lvlText w:val="%3."/>
+      <w:lvlJc w:val="right"/>
+      <w:pPr>
+        <w:ind w:left="2160" w:hanging="180"/>
+      </w:pPr>
+    </w:lvl>
+    <w:lvl w:ilvl="3" w:tplc="0409000F" w:tentative="1">
+      <w:start w:val="1"/>
+      <w:numFmt w:val="decimal"/>
+      <w:lvlText w:val="%4."/>
+      <w:lvlJc w:val="left"/>
+      <w:pPr>
+        <w:ind w:left="2880" w:hanging="360"/>
+      </w:pPr>
+    </w:lvl>
+    <w:lvl w:ilvl="4" w:tplc="04090019" w:tentative="1">
+      <w:start w:val="1"/>
+      <w:numFmt w:val="lowerLetter"/>
+      <w:lvlText w:val="%5."/>
+      <w:lvlJc w:val="left"/>
+      <w:pPr>
+        <w:ind w:left="3600" w:hanging="360"/>
+      </w:pPr>
+    </w:lvl>
+    <w:lvl w:ilvl="5" w:tplc="0409001B" w:tentative="1">
+      <w:start w:val="1"/>
+      <w:numFmt w:val="lowerRoman"/>
+      <w:lvlText w:val="%6."/>
+      <w:lvlJc w:val="right"/>
+      <w:pPr>
+        <w:ind w:left="4320" w:hanging="180"/>
+      </w:pPr>
+    </w:lvl>
+    <w:lvl w:ilvl="6" w:tplc="0409000F" w:tentative="1">
+      <w:start w:val="1"/>
+      <w:numFmt w:val="decimal"/>
+      <w:lvlText w:val="%7."/>
+      <w:lvlJc w:val="left"/>
+      <w:pPr>
+        <w:ind w:left="5040" w:hanging="360"/>
+      </w:pPr>
+    </w:lvl>
+    <w:lvl w:ilvl="7" w:tplc="04090019" w:tentative="1">
+      <w:start w:val="1"/>
+      <w:numFmt w:val="lowerLetter"/>
+      <w:lvlText w:val="%8."/>
+      <w:lvlJc w:val="left"/>
+      <w:pPr>
+        <w:ind w:left="5760" w:hanging="360"/>
+      </w:pPr>
+    </w:lvl>
+    <w:lvl w:ilvl="8" w:tplc="0409001B" w:tentative="1">
+      <w:start w:val="1"/>
+      <w:numFmt w:val="lowerRoman"/>
+      <w:lvlText w:val="%9."/>
+      <w:lvlJc w:val="right"/>
+      <w:pPr>
+        <w:ind w:left="6480" w:hanging="180"/>
+      </w:pPr>
     </w:lvl>
   </w:abstractNum>
   <w:num w:numId="1" w16cid:durableId="1031956098">
     <w:abstractNumId w:val="1"/>
   </w:num>
   <w:num w:numId="2" w16cid:durableId="1575819033">
-    <w:abstractNumId w:val="2"/>
+    <w:abstractNumId w:val="4"/>
   </w:num>
   <w:num w:numId="3" w16cid:durableId="72511264">
-    <w:abstractNumId w:val="7"/>
+    <w:abstractNumId w:val="10"/>
   </w:num>
   <w:num w:numId="4" w16cid:durableId="2078549066">
     <w:abstractNumId w:val="0"/>
   </w:num>
   <w:num w:numId="5" w16cid:durableId="1183590841">
-    <w:abstractNumId w:val="4"/>
+    <w:abstractNumId w:val="6"/>
   </w:num>
   <w:num w:numId="6" w16cid:durableId="1379433459">
-    <w:abstractNumId w:val="3"/>
+    <w:abstractNumId w:val="5"/>
   </w:num>
   <w:num w:numId="7" w16cid:durableId="73094386">
-    <w:abstractNumId w:val="5"/>
+    <w:abstractNumId w:val="8"/>
     <w:lvlOverride w:ilvl="0">
       <w:startOverride w:val="1"/>
     </w:lvlOverride>
   </w:num>
   <w:num w:numId="8" w16cid:durableId="552236514">
-    <w:abstractNumId w:val="5"/>
+    <w:abstractNumId w:val="8"/>
     <w:lvlOverride w:ilvl="0">
       <w:startOverride w:val="2"/>
     </w:lvlOverride>
   </w:num>
   <w:num w:numId="9" w16cid:durableId="1263685393">
-    <w:abstractNumId w:val="5"/>
+    <w:abstractNumId w:val="8"/>
     <w:lvlOverride w:ilvl="0">
       <w:startOverride w:val="3"/>
     </w:lvlOverride>
   </w:num>
   <w:num w:numId="10" w16cid:durableId="526331685">
-    <w:abstractNumId w:val="6"/>
+    <w:abstractNumId w:val="9"/>
     <w:lvlOverride w:ilvl="0">
       <w:startOverride w:val="1"/>
     </w:lvlOverride>
   </w:num>
   <w:num w:numId="11" w16cid:durableId="218059042">
-    <w:abstractNumId w:val="6"/>
+    <w:abstractNumId w:val="9"/>
     <w:lvlOverride w:ilvl="0">
       <w:startOverride w:val="2"/>
     </w:lvlOverride>
   </w:num>
   <w:num w:numId="12" w16cid:durableId="89393352">
-    <w:abstractNumId w:val="6"/>
+    <w:abstractNumId w:val="9"/>
     <w:lvlOverride w:ilvl="0">
       <w:startOverride w:val="3"/>
     </w:lvlOverride>
   </w:num>
   <w:num w:numId="13" w16cid:durableId="1448742811">
-    <w:abstractNumId w:val="8"/>
+    <w:abstractNumId w:val="11"/>
+  </w:num>
+  <w:num w:numId="14" w16cid:durableId="1242567386">
+    <w:abstractNumId w:val="14"/>
+  </w:num>
+  <w:num w:numId="15" w16cid:durableId="1925799000">
+    <w:abstractNumId w:val="13"/>
+  </w:num>
+  <w:num w:numId="16" w16cid:durableId="2108382804">
+    <w:abstractNumId w:val="2"/>
+  </w:num>
+  <w:num w:numId="17" w16cid:durableId="109784801">
+    <w:abstractNumId w:val="3"/>
+  </w:num>
+  <w:num w:numId="18" w16cid:durableId="1266116339">
+    <w:abstractNumId w:val="7"/>
+  </w:num>
+  <w:num w:numId="19" w16cid:durableId="2096200163">
+    <w:abstractNumId w:val="12"/>
   </w:num>
 </w:numbering>
 </file>
@@ -2789,7 +3192,6 @@
   <w:style w:type="character" w:default="1" w:styleId="DefaultParagraphFont">
     <w:name w:val="Default Paragraph Font"/>
     <w:uiPriority w:val="1"/>
-    <w:semiHidden/>
     <w:unhideWhenUsed/>
   </w:style>
   <w:style w:type="table" w:default="1" w:styleId="TableNormal">

--- a/Design Patterns.docx
+++ b/Design Patterns.docx
@@ -849,7 +849,16 @@
           <w:szCs w:val="24"/>
           <w:lang w:bidi="fa-IR"/>
         </w:rPr>
-        <w:t>Strategy</w:t>
+        <w:t xml:space="preserve"> </w:t>
+      </w:r>
+      <w:r>
+        <w:rPr>
+          <w:rFonts w:ascii="Nunito" w:hAnsi="Nunito"/>
+          <w:sz w:val="24"/>
+          <w:szCs w:val="24"/>
+          <w:lang w:bidi="fa-IR"/>
+        </w:rPr>
+        <w:t>Interpreter</w:t>
       </w:r>
     </w:p>
     <w:p>
@@ -867,6 +876,15 @@
           <w:lang w:bidi="fa-IR"/>
         </w:rPr>
       </w:pPr>
+      <w:r>
+        <w:rPr>
+          <w:rFonts w:ascii="Nunito" w:hAnsi="Nunito"/>
+          <w:sz w:val="24"/>
+          <w:szCs w:val="24"/>
+          <w:lang w:bidi="fa-IR"/>
+        </w:rPr>
+        <w:t xml:space="preserve"> </w:t>
+      </w:r>
       <w:r>
         <w:rPr>
           <w:rFonts w:ascii="Nunito" w:hAnsi="Nunito"/>
@@ -2431,7 +2449,7 @@
   <w:abstractNum w:abstractNumId="12" w15:restartNumberingAfterBreak="0">
     <w:nsid w:val="70CE6A38"/>
     <w:multiLevelType w:val="hybridMultilevel"/>
-    <w:tmpl w:val="8E222A5E"/>
+    <w:tmpl w:val="18D27D88"/>
     <w:lvl w:ilvl="0" w:tplc="0409000F">
       <w:start w:val="1"/>
       <w:numFmt w:val="decimal"/>
@@ -3192,6 +3210,7 @@
   <w:style w:type="character" w:default="1" w:styleId="DefaultParagraphFont">
     <w:name w:val="Default Paragraph Font"/>
     <w:uiPriority w:val="1"/>
+    <w:semiHidden/>
     <w:unhideWhenUsed/>
   </w:style>
   <w:style w:type="table" w:default="1" w:styleId="TableNormal">
